--- a/content/03 Music/Recorder/Grade 8/General Knowledge/Barsanti Sonata in C.docx
+++ b/content/03 Music/Recorder/Grade 8/General Knowledge/Barsanti Sonata in C.docx
@@ -1066,7 +1066,23 @@
           <w:b/>
           <w:bCs/>
         </w:rPr>
-        <w:t>What is the larger work from which this movement is taken?</w:t>
+        <w:t xml:space="preserve">What is the larger work from which this </w:t>
+      </w:r>
+      <w:r>
+        <w:rPr>
+          <w:rFonts w:ascii="Atkinson Hyperlegible" w:hAnsi="Atkinson Hyperlegible"/>
+          <w:b/>
+          <w:bCs/>
+        </w:rPr>
+        <w:t>sonata</w:t>
+      </w:r>
+      <w:r>
+        <w:rPr>
+          <w:rFonts w:ascii="Atkinson Hyperlegible" w:hAnsi="Atkinson Hyperlegible"/>
+          <w:b/>
+          <w:bCs/>
+        </w:rPr>
+        <w:t xml:space="preserve"> is taken?</w:t>
       </w:r>
       <w:r>
         <w:rPr>
@@ -1098,7 +1114,23 @@
           <w:b/>
           <w:bCs/>
         </w:rPr>
-        <w:t>What is the position of this movement within that work?</w:t>
+        <w:t xml:space="preserve">What is the position of this </w:t>
+      </w:r>
+      <w:r>
+        <w:rPr>
+          <w:rFonts w:ascii="Atkinson Hyperlegible" w:hAnsi="Atkinson Hyperlegible"/>
+          <w:b/>
+          <w:bCs/>
+        </w:rPr>
+        <w:t>sonata</w:t>
+      </w:r>
+      <w:r>
+        <w:rPr>
+          <w:rFonts w:ascii="Atkinson Hyperlegible" w:hAnsi="Atkinson Hyperlegible"/>
+          <w:b/>
+          <w:bCs/>
+        </w:rPr>
+        <w:t xml:space="preserve"> within that work?</w:t>
       </w:r>
       <w:r>
         <w:rPr>
@@ -1200,8 +1232,33 @@
           <w:rFonts w:ascii="Atkinson Hyperlegible" w:hAnsi="Atkinson Hyperlegible"/>
           <w:b/>
           <w:bCs/>
-        </w:rPr>
-        <w:t>How does the character of this movement contrast with the other movements?</w:t>
+          <w:lang w:val="en-AU"/>
+        </w:rPr>
+        <w:t>How does the character of</w:t>
+      </w:r>
+      <w:r>
+        <w:rPr>
+          <w:rFonts w:ascii="Atkinson Hyperlegible" w:hAnsi="Atkinson Hyperlegible"/>
+          <w:b/>
+          <w:bCs/>
+        </w:rPr>
+        <w:t xml:space="preserve"> the movements contrast each other</w:t>
+      </w:r>
+      <w:r>
+        <w:rPr>
+          <w:rFonts w:ascii="Atkinson Hyperlegible" w:hAnsi="Atkinson Hyperlegible"/>
+          <w:b/>
+          <w:bCs/>
+          <w:lang w:val="en-AU"/>
+        </w:rPr>
+        <w:t>?</w:t>
+      </w:r>
+      <w:r>
+        <w:rPr>
+          <w:rFonts w:ascii="Atkinson Hyperlegible" w:hAnsi="Atkinson Hyperlegible"/>
+          <w:lang w:val="en-AU"/>
+        </w:rPr>
+        <w:t> </w:t>
       </w:r>
       <w:r>
         <w:rPr>
